--- a/Framework Documents/08 AI Test Analysis Guide.docx
+++ b/Framework Documents/08 AI Test Analysis Guide.docx
@@ -31,7 +31,7 @@
         <w:pStyle w:val="Subtitle"/>
       </w:pPr>
       <w:r>
-        <w:t xml:space="preserve">Generated: 2026-06-07 15:34:30</w:t>
+        <w:t xml:space="preserve">Generated: 2026-06-07 16:43:46</w:t>
       </w:r>
     </w:p>
     <w:p>
